--- a/landing/src/content/docs/troubleshooting/providers-models.md.docx
+++ b/landing/src/content/docs/troubleshooting/providers-models.md.docx
@@ -85,6 +85,7 @@
           <w:numId w:val="3"/>
         </w:numPr>
         <w:ind w:left="720" w:hanging="360"/>
+        <w:rPr/>
       </w:pPr>
       <w:r>
         <w:rPr>
@@ -100,6 +101,7 @@
           <w:numId w:val="3"/>
         </w:numPr>
         <w:ind w:left="720" w:hanging="360"/>
+        <w:rPr/>
       </w:pPr>
       <w:r>
         <w:rPr>
@@ -115,6 +117,7 @@
           <w:numId w:val="3"/>
         </w:numPr>
         <w:ind w:left="720" w:hanging="360"/>
+        <w:rPr/>
       </w:pPr>
       <w:r>
         <w:rPr>
@@ -130,6 +133,7 @@
           <w:numId w:val="3"/>
         </w:numPr>
         <w:ind w:left="720" w:hanging="360"/>
+        <w:rPr/>
       </w:pPr>
       <w:r>
         <w:rPr>
@@ -145,6 +149,7 @@
           <w:numId w:val="3"/>
         </w:numPr>
         <w:ind w:left="720" w:hanging="360"/>
+        <w:rPr/>
       </w:pPr>
       <w:r>
         <w:rPr>
@@ -160,6 +165,7 @@
           <w:numId w:val="3"/>
         </w:numPr>
         <w:ind w:left="720" w:hanging="360"/>
+        <w:rPr/>
       </w:pPr>
       <w:r>
         <w:rPr>
@@ -175,6 +181,7 @@
           <w:numId w:val="3"/>
         </w:numPr>
         <w:ind w:left="720" w:hanging="360"/>
+        <w:rPr/>
       </w:pPr>
       <w:r>
         <w:rPr>
@@ -228,7 +235,7 @@
         <w:pStyle w:val="Heading2"/>
         <w:rPr/>
       </w:pPr>
-      <w:bookmarkStart w:colFirst="0" w:colLast="0" w:name="_ytfqzhkb4zt6" w:id="0"/>
+      <w:bookmarkStart w:colFirst="0" w:colLast="0" w:name="_qxjq9pwqcroc" w:id="0"/>
       <w:bookmarkEnd w:id="0"/>
       <w:r>
         <w:rPr>
@@ -280,6 +287,7 @@
           <w:numId w:val="2"/>
         </w:numPr>
         <w:ind w:left="720" w:hanging="360"/>
+        <w:rPr/>
       </w:pPr>
       <w:r>
         <w:rPr>
@@ -310,6 +318,7 @@
           <w:numId w:val="2"/>
         </w:numPr>
         <w:ind w:left="720" w:hanging="360"/>
+        <w:rPr/>
       </w:pPr>
       <w:r>
         <w:rPr>
@@ -325,6 +334,7 @@
           <w:numId w:val="2"/>
         </w:numPr>
         <w:ind w:left="720" w:hanging="360"/>
+        <w:rPr/>
       </w:pPr>
       <w:r>
         <w:rPr>
@@ -354,6 +364,7 @@
           <w:numId w:val="2"/>
         </w:numPr>
         <w:ind w:left="720" w:hanging="360"/>
+        <w:rPr/>
       </w:pPr>
       <w:r>
         <w:rPr>
@@ -418,7 +429,7 @@
         <w:pStyle w:val="Heading2"/>
         <w:rPr/>
       </w:pPr>
-      <w:bookmarkStart w:colFirst="0" w:colLast="0" w:name="_32x01y1jb00d" w:id="1"/>
+      <w:bookmarkStart w:colFirst="0" w:colLast="0" w:name="_zclysqpl936w" w:id="1"/>
       <w:bookmarkEnd w:id="1"/>
       <w:r>
         <w:rPr>
@@ -457,7 +468,7 @@
         <w:pStyle w:val="Heading2"/>
         <w:rPr/>
       </w:pPr>
-      <w:bookmarkStart w:colFirst="0" w:colLast="0" w:name="_qin3qu63okyo" w:id="2"/>
+      <w:bookmarkStart w:colFirst="0" w:colLast="0" w:name="_ds49s12kqgsg" w:id="2"/>
       <w:bookmarkEnd w:id="2"/>
       <w:r>
         <w:rPr>
@@ -509,6 +520,7 @@
           <w:numId w:val="1"/>
         </w:numPr>
         <w:ind w:left="720" w:hanging="360"/>
+        <w:rPr/>
       </w:pPr>
       <w:r>
         <w:rPr>
@@ -524,6 +536,7 @@
           <w:numId w:val="1"/>
         </w:numPr>
         <w:ind w:left="720" w:hanging="360"/>
+        <w:rPr/>
       </w:pPr>
       <w:r>
         <w:rPr>
@@ -561,6 +574,7 @@
           <w:numId w:val="1"/>
         </w:numPr>
         <w:ind w:left="720" w:hanging="360"/>
+        <w:rPr/>
       </w:pPr>
       <w:r>
         <w:rPr>
@@ -576,6 +590,7 @@
           <w:numId w:val="1"/>
         </w:numPr>
         <w:ind w:left="720" w:hanging="360"/>
+        <w:rPr/>
       </w:pPr>
       <w:r>
         <w:rPr>
@@ -591,6 +606,7 @@
           <w:numId w:val="1"/>
         </w:numPr>
         <w:ind w:left="720" w:hanging="360"/>
+        <w:rPr/>
       </w:pPr>
       <w:r>
         <w:rPr>
@@ -654,7 +670,7 @@
         <w:pStyle w:val="Heading2"/>
         <w:rPr/>
       </w:pPr>
-      <w:bookmarkStart w:colFirst="0" w:colLast="0" w:name="_2bit8nv6b1uy" w:id="3"/>
+      <w:bookmarkStart w:colFirst="0" w:colLast="0" w:name="_b4ii3on3bhcg" w:id="3"/>
       <w:bookmarkEnd w:id="3"/>
       <w:r>
         <w:rPr>
@@ -679,7 +695,7 @@
         <w:pStyle w:val="Heading2"/>
         <w:rPr/>
       </w:pPr>
-      <w:bookmarkStart w:colFirst="0" w:colLast="0" w:name="_pmzqf6u7zbax" w:id="4"/>
+      <w:bookmarkStart w:colFirst="0" w:colLast="0" w:name="_67ovybjl7w5k" w:id="4"/>
       <w:bookmarkEnd w:id="4"/>
       <w:r>
         <w:rPr>
